--- a/Practica 5/Práctica 5 - Análisis de Datos y Visualización.docx
+++ b/Practica 5/Práctica 5 - Análisis de Datos y Visualización.docx
@@ -1907,6 +1907,323 @@
       </w:pPr>
       <w:r>
         <w:t>Representa en un gráfico de líneas la relación entre la batería gastada y los datos consumidos. Este gráfico permitirá observar cómo el consumo de datos puede influir en el uso de batería.</w:t>
+      </w:r>
+    </w:p>
+    <w:p>
+      <w:pPr>
+        <w:rPr>
+          <w:b/>
+          <w:bCs/>
+        </w:rPr>
+      </w:pPr>
+      <w:r>
+        <w:rPr>
+          <w:b/>
+          <w:bCs/>
+        </w:rPr>
+        <w:t>O estoy loco o esta re mal la tabla ayuda :(</w:t>
+      </w:r>
+    </w:p>
+    <w:p>
+      <w:pPr>
+        <w:rPr>
+          <w:b/>
+          <w:bCs/>
+        </w:rPr>
+      </w:pPr>
+    </w:p>
+    <w:p>
+      <w:pPr>
+        <w:rPr>
+          <w:b/>
+          <w:bCs/>
+        </w:rPr>
+      </w:pPr>
+      <w:r>
+        <w:rPr>
+          <w:b/>
+          <w:bCs/>
+        </w:rPr>
+        <w:t>2. NBA Regular Season Shot Location Data (2023)</w:t>
+      </w:r>
+    </w:p>
+    <w:p>
+      <w:r>
+        <w:lastRenderedPageBreak/>
+        <w:t>Este dataset contiene datos detallados sobre los tiros realizados en la temporada regular de la NBA 2023, incluyendo ubicación, distancia y resultado de cada tiro. A continuación, las columnas más importantes:</w:t>
+      </w:r>
+    </w:p>
+    <w:p>
+      <w:pPr>
+        <w:pStyle w:val="ListParagraph"/>
+        <w:numPr>
+          <w:ilvl w:val="0"/>
+          <w:numId w:val="15"/>
+        </w:numPr>
+      </w:pPr>
+      <w:r>
+        <w:t>TEAM_NAME:</w:t>
+      </w:r>
+      <w:r>
+        <w:t xml:space="preserve"> </w:t>
+      </w:r>
+      <w:r>
+        <w:t>Nombre</w:t>
+      </w:r>
+      <w:r>
+        <w:t xml:space="preserve"> </w:t>
+      </w:r>
+      <w:r>
+        <w:t>del equipo.</w:t>
+      </w:r>
+    </w:p>
+    <w:p>
+      <w:pPr>
+        <w:pStyle w:val="ListParagraph"/>
+        <w:numPr>
+          <w:ilvl w:val="0"/>
+          <w:numId w:val="15"/>
+        </w:numPr>
+      </w:pPr>
+      <w:r>
+        <w:t>PLAYER_NAME:</w:t>
+      </w:r>
+      <w:r>
+        <w:t xml:space="preserve"> </w:t>
+      </w:r>
+      <w:r>
+        <w:t>Nombre del jugador.</w:t>
+      </w:r>
+    </w:p>
+    <w:p>
+      <w:pPr>
+        <w:pStyle w:val="ListParagraph"/>
+        <w:numPr>
+          <w:ilvl w:val="0"/>
+          <w:numId w:val="15"/>
+        </w:numPr>
+      </w:pPr>
+      <w:r>
+        <w:t>POSITION_GROUP</w:t>
+      </w:r>
+      <w:r>
+        <w:t xml:space="preserve"> </w:t>
+      </w:r>
+      <w:r>
+        <w:t>y</w:t>
+      </w:r>
+      <w:r>
+        <w:t xml:space="preserve"> </w:t>
+      </w:r>
+      <w:r>
+        <w:t>POSITION: Grupo de posición y posición del jugador.</w:t>
+      </w:r>
+    </w:p>
+    <w:p>
+      <w:pPr>
+        <w:pStyle w:val="ListParagraph"/>
+        <w:numPr>
+          <w:ilvl w:val="0"/>
+          <w:numId w:val="15"/>
+        </w:numPr>
+      </w:pPr>
+      <w:r>
+        <w:t>HOME_TEAM,</w:t>
+      </w:r>
+      <w:r>
+        <w:t xml:space="preserve"> </w:t>
+      </w:r>
+      <w:r>
+        <w:t>AWAY_TEAM:</w:t>
+      </w:r>
+      <w:r>
+        <w:t xml:space="preserve"> </w:t>
+      </w:r>
+      <w:r>
+        <w:t>Equipos local y visitante.</w:t>
+      </w:r>
+    </w:p>
+    <w:p>
+      <w:pPr>
+        <w:pStyle w:val="ListParagraph"/>
+        <w:numPr>
+          <w:ilvl w:val="0"/>
+          <w:numId w:val="15"/>
+        </w:numPr>
+      </w:pPr>
+      <w:r>
+        <w:t>GAME_DATE:</w:t>
+      </w:r>
+      <w:r>
+        <w:t xml:space="preserve"> </w:t>
+      </w:r>
+      <w:r>
+        <w:t>Fecha del juego (Mes-Día-Año).</w:t>
+      </w:r>
+    </w:p>
+    <w:p>
+      <w:pPr>
+        <w:pStyle w:val="ListParagraph"/>
+        <w:numPr>
+          <w:ilvl w:val="0"/>
+          <w:numId w:val="15"/>
+        </w:numPr>
+      </w:pPr>
+      <w:r>
+        <w:t>EVENT_TYPE:</w:t>
+      </w:r>
+      <w:r>
+        <w:t xml:space="preserve"> </w:t>
+      </w:r>
+      <w:r>
+        <w:t>Resultado del tiro (Acertado o Fallado).</w:t>
+      </w:r>
+    </w:p>
+    <w:p>
+      <w:pPr>
+        <w:pStyle w:val="ListParagraph"/>
+        <w:numPr>
+          <w:ilvl w:val="0"/>
+          <w:numId w:val="15"/>
+        </w:numPr>
+      </w:pPr>
+      <w:r>
+        <w:t>SHOT_MADE:</w:t>
+      </w:r>
+      <w:r>
+        <w:t xml:space="preserve"> </w:t>
+      </w:r>
+      <w:r>
+        <w:t>Resultado en formato booleano (Verdadero o Falso).</w:t>
+      </w:r>
+    </w:p>
+    <w:p>
+      <w:pPr>
+        <w:pStyle w:val="ListParagraph"/>
+        <w:numPr>
+          <w:ilvl w:val="0"/>
+          <w:numId w:val="15"/>
+        </w:numPr>
+      </w:pPr>
+      <w:r>
+        <w:t>SHOT_TYPE y ACTION_TYPE: Tipo de tiro y descripción (ej. bandeja, mate, lanzamiento).</w:t>
+      </w:r>
+    </w:p>
+    <w:p>
+      <w:pPr>
+        <w:pStyle w:val="ListParagraph"/>
+        <w:numPr>
+          <w:ilvl w:val="0"/>
+          <w:numId w:val="15"/>
+        </w:numPr>
+      </w:pPr>
+      <w:r>
+        <w:t>BASIC_ZONE: Zona de la cancha desde donde se realizó el tiro.</w:t>
+      </w:r>
+    </w:p>
+    <w:p>
+      <w:pPr>
+        <w:pStyle w:val="ListParagraph"/>
+        <w:numPr>
+          <w:ilvl w:val="0"/>
+          <w:numId w:val="15"/>
+        </w:numPr>
+      </w:pPr>
+      <w:r>
+        <w:t>ZONE_NAME,</w:t>
+      </w:r>
+      <w:r>
+        <w:t xml:space="preserve"> </w:t>
+      </w:r>
+      <w:r>
+        <w:t>ZONE_ABB:</w:t>
+      </w:r>
+      <w:r>
+        <w:t xml:space="preserve"> </w:t>
+      </w:r>
+      <w:r>
+        <w:t>Zona de la cancha por nombre y abreviatura.</w:t>
+      </w:r>
+    </w:p>
+    <w:p>
+      <w:pPr>
+        <w:pStyle w:val="ListParagraph"/>
+        <w:numPr>
+          <w:ilvl w:val="0"/>
+          <w:numId w:val="15"/>
+        </w:numPr>
+      </w:pPr>
+      <w:r>
+        <w:t>LOC_X,</w:t>
+      </w:r>
+      <w:r>
+        <w:t xml:space="preserve"> </w:t>
+      </w:r>
+      <w:r>
+        <w:t>LOC_Y: Coordenadas de cada tiro en la cancha.</w:t>
+      </w:r>
+    </w:p>
+    <w:p>
+      <w:pPr>
+        <w:pStyle w:val="ListParagraph"/>
+        <w:numPr>
+          <w:ilvl w:val="0"/>
+          <w:numId w:val="15"/>
+        </w:numPr>
+      </w:pPr>
+      <w:r>
+        <w:t>SHOT_DISTANCE: Distancia del tiro en pies desde el aro.</w:t>
+      </w:r>
+    </w:p>
+    <w:p>
+      <w:pPr>
+        <w:rPr>
+          <w:b/>
+          <w:bCs/>
+        </w:rPr>
+      </w:pPr>
+      <w:r>
+        <w:rPr>
+          <w:b/>
+          <w:bCs/>
+        </w:rPr>
+        <w:t>Ejercicios:</w:t>
+      </w:r>
+    </w:p>
+    <w:p>
+      <w:pPr>
+        <w:pStyle w:val="ListParagraph"/>
+        <w:numPr>
+          <w:ilvl w:val="0"/>
+          <w:numId w:val="16"/>
+        </w:numPr>
+      </w:pPr>
+      <w:r>
+        <w:t>Crea un treemap que muestre la cantidad de tiros en cada zona de la cancha, identificando visualmente las zonas donde se realizaron más intentos.</w:t>
+      </w:r>
+    </w:p>
+    <w:p>
+      <w:pPr>
+        <w:pStyle w:val="ListParagraph"/>
+        <w:numPr>
+          <w:ilvl w:val="0"/>
+          <w:numId w:val="16"/>
+        </w:numPr>
+      </w:pPr>
+      <w:r>
+        <w:t>Genera un mapa de la cancha utilizando las coordenadas LOC_X y LOC_Y para representar cada tiro realizado por el equipo ‘Boston Celtics’. Usa un color para los tiros acertados y otro para los tiros fallados.</w:t>
+      </w:r>
+    </w:p>
+    <w:p>
+      <w:pPr>
+        <w:pStyle w:val="ListParagraph"/>
+        <w:numPr>
+          <w:ilvl w:val="0"/>
+          <w:numId w:val="16"/>
+        </w:numPr>
+      </w:pPr>
+      <w:r>
+        <w:t>Representa la cantidad de tiros acertados en cada una de las zonas de la cancha en un gráfico de torta. Este gráfico debe mostrar la efectividad en cada zona de forma clara.</w:t>
       </w:r>
     </w:p>
     <w:sectPr>
@@ -1922,6 +2239,119 @@
 <file path=word/numbering.xml><?xml version="1.0" encoding="utf-8"?>
 <w:numbering xmlns:wpc="http://schemas.microsoft.com/office/word/2010/wordprocessingCanvas" xmlns:cx="http://schemas.microsoft.com/office/drawing/2014/chartex" xmlns:cx1="http://schemas.microsoft.com/office/drawing/2015/9/8/chartex" xmlns:cx2="http://schemas.microsoft.com/office/drawing/2015/10/21/chartex" xmlns:cx3="http://schemas.microsoft.com/office/drawing/2016/5/9/chartex" xmlns:cx4="http://schemas.microsoft.com/office/drawing/2016/5/10/chartex" xmlns:cx5="http://schemas.microsoft.com/office/drawing/2016/5/11/chartex" xmlns:cx6="http://schemas.microsoft.com/office/drawing/2016/5/12/chartex" xmlns:cx7="http://schemas.microsoft.com/office/drawing/2016/5/13/chartex" xmlns:cx8="http://schemas.microsoft.com/office/drawing/2016/5/14/chartex" xmlns:mc="http://schemas.openxmlformats.org/markup-compatibility/2006" xmlns:aink="http://schemas.microsoft.com/office/drawing/2016/ink" xmlns:am3d="http://schemas.microsoft.com/office/drawing/2017/model3d" xmlns:o="urn:schemas-microsoft-com:office:office" xmlns:oel="http://schemas.microsoft.com/office/2019/extlst" xmlns:r="http://schemas.openxmlformats.org/officeDocument/2006/relationships" xmlns:m="http://schemas.openxmlformats.org/officeDocument/2006/math" xmlns:v="urn:schemas-microsoft-com:vml" xmlns:wp14="http://schemas.microsoft.com/office/word/2010/wordprocessingDrawing" xmlns:wp="http://schemas.openxmlformats.org/drawingml/2006/wordprocessingDrawing" xmlns:w10="urn:schemas-microsoft-com:office:word" xmlns:w="http://schemas.openxmlformats.org/wordprocessingml/2006/main" xmlns:w14="http://schemas.microsoft.com/office/word/2010/wordml" xmlns:w15="http://schemas.microsoft.com/office/word/2012/wordml" xmlns:w16cex="http://schemas.microsoft.com/office/word/2018/wordml/cex" xmlns:w16cid="http://schemas.microsoft.com/office/word/2016/wordml/cid" xmlns:w16="http://schemas.microsoft.com/office/word/2018/wordml" xmlns:w16du="http://schemas.microsoft.com/office/word/2023/wordml/word16du" xmlns:w16sdtdh="http://schemas.microsoft.com/office/word/2020/wordml/sdtdatahash" xmlns:w16se="http://schemas.microsoft.com/office/word/2015/wordml/symex" xmlns:wpg="http://schemas.microsoft.com/office/word/2010/wordprocessingGroup" xmlns:wpi="http://schemas.microsoft.com/office/word/2010/wordprocessingInk" xmlns:wne="http://schemas.microsoft.com/office/word/2006/wordml" xmlns:wps="http://schemas.microsoft.com/office/word/2010/wordprocessingShape" mc:Ignorable="w14 w15 w16se w16cid w16 w16cex w16sdtdh w16du wp14">
   <w:abstractNum w:abstractNumId="0" w15:restartNumberingAfterBreak="0">
+    <w:nsid w:val="0E7F55AD"/>
+    <w:multiLevelType w:val="hybridMultilevel"/>
+    <w:tmpl w:val="461AD17A"/>
+    <w:lvl w:ilvl="0" w:tplc="2C0A0001">
+      <w:start w:val="1"/>
+      <w:numFmt w:val="bullet"/>
+      <w:lvlText w:val=""/>
+      <w:lvlJc w:val="left"/>
+      <w:pPr>
+        <w:ind w:left="720" w:hanging="360"/>
+      </w:pPr>
+      <w:rPr>
+        <w:rFonts w:ascii="Symbol" w:hAnsi="Symbol" w:hint="default"/>
+      </w:rPr>
+    </w:lvl>
+    <w:lvl w:ilvl="1" w:tplc="2C0A0003" w:tentative="1">
+      <w:start w:val="1"/>
+      <w:numFmt w:val="bullet"/>
+      <w:lvlText w:val="o"/>
+      <w:lvlJc w:val="left"/>
+      <w:pPr>
+        <w:ind w:left="1440" w:hanging="360"/>
+      </w:pPr>
+      <w:rPr>
+        <w:rFonts w:ascii="Courier New" w:hAnsi="Courier New" w:cs="Courier New" w:hint="default"/>
+      </w:rPr>
+    </w:lvl>
+    <w:lvl w:ilvl="2" w:tplc="2C0A0005" w:tentative="1">
+      <w:start w:val="1"/>
+      <w:numFmt w:val="bullet"/>
+      <w:lvlText w:val=""/>
+      <w:lvlJc w:val="left"/>
+      <w:pPr>
+        <w:ind w:left="2160" w:hanging="360"/>
+      </w:pPr>
+      <w:rPr>
+        <w:rFonts w:ascii="Wingdings" w:hAnsi="Wingdings" w:hint="default"/>
+      </w:rPr>
+    </w:lvl>
+    <w:lvl w:ilvl="3" w:tplc="2C0A0001" w:tentative="1">
+      <w:start w:val="1"/>
+      <w:numFmt w:val="bullet"/>
+      <w:lvlText w:val=""/>
+      <w:lvlJc w:val="left"/>
+      <w:pPr>
+        <w:ind w:left="2880" w:hanging="360"/>
+      </w:pPr>
+      <w:rPr>
+        <w:rFonts w:ascii="Symbol" w:hAnsi="Symbol" w:hint="default"/>
+      </w:rPr>
+    </w:lvl>
+    <w:lvl w:ilvl="4" w:tplc="2C0A0003" w:tentative="1">
+      <w:start w:val="1"/>
+      <w:numFmt w:val="bullet"/>
+      <w:lvlText w:val="o"/>
+      <w:lvlJc w:val="left"/>
+      <w:pPr>
+        <w:ind w:left="3600" w:hanging="360"/>
+      </w:pPr>
+      <w:rPr>
+        <w:rFonts w:ascii="Courier New" w:hAnsi="Courier New" w:cs="Courier New" w:hint="default"/>
+      </w:rPr>
+    </w:lvl>
+    <w:lvl w:ilvl="5" w:tplc="2C0A0005" w:tentative="1">
+      <w:start w:val="1"/>
+      <w:numFmt w:val="bullet"/>
+      <w:lvlText w:val=""/>
+      <w:lvlJc w:val="left"/>
+      <w:pPr>
+        <w:ind w:left="4320" w:hanging="360"/>
+      </w:pPr>
+      <w:rPr>
+        <w:rFonts w:ascii="Wingdings" w:hAnsi="Wingdings" w:hint="default"/>
+      </w:rPr>
+    </w:lvl>
+    <w:lvl w:ilvl="6" w:tplc="2C0A0001" w:tentative="1">
+      <w:start w:val="1"/>
+      <w:numFmt w:val="bullet"/>
+      <w:lvlText w:val=""/>
+      <w:lvlJc w:val="left"/>
+      <w:pPr>
+        <w:ind w:left="5040" w:hanging="360"/>
+      </w:pPr>
+      <w:rPr>
+        <w:rFonts w:ascii="Symbol" w:hAnsi="Symbol" w:hint="default"/>
+      </w:rPr>
+    </w:lvl>
+    <w:lvl w:ilvl="7" w:tplc="2C0A0003" w:tentative="1">
+      <w:start w:val="1"/>
+      <w:numFmt w:val="bullet"/>
+      <w:lvlText w:val="o"/>
+      <w:lvlJc w:val="left"/>
+      <w:pPr>
+        <w:ind w:left="5760" w:hanging="360"/>
+      </w:pPr>
+      <w:rPr>
+        <w:rFonts w:ascii="Courier New" w:hAnsi="Courier New" w:cs="Courier New" w:hint="default"/>
+      </w:rPr>
+    </w:lvl>
+    <w:lvl w:ilvl="8" w:tplc="2C0A0005" w:tentative="1">
+      <w:start w:val="1"/>
+      <w:numFmt w:val="bullet"/>
+      <w:lvlText w:val=""/>
+      <w:lvlJc w:val="left"/>
+      <w:pPr>
+        <w:ind w:left="6480" w:hanging="360"/>
+      </w:pPr>
+      <w:rPr>
+        <w:rFonts w:ascii="Wingdings" w:hAnsi="Wingdings" w:hint="default"/>
+      </w:rPr>
+    </w:lvl>
+  </w:abstractNum>
+  <w:abstractNum w:abstractNumId="1" w15:restartNumberingAfterBreak="0">
     <w:nsid w:val="20A635ED"/>
     <w:multiLevelType w:val="hybridMultilevel"/>
     <w:tmpl w:val="27B0E2EE"/>
@@ -2007,7 +2437,7 @@
       </w:pPr>
     </w:lvl>
   </w:abstractNum>
-  <w:abstractNum w:abstractNumId="1" w15:restartNumberingAfterBreak="0">
+  <w:abstractNum w:abstractNumId="2" w15:restartNumberingAfterBreak="0">
     <w:nsid w:val="2F906D71"/>
     <w:multiLevelType w:val="multilevel"/>
     <w:tmpl w:val="BBB0F3C8"/>
@@ -2156,7 +2586,7 @@
       </w:rPr>
     </w:lvl>
   </w:abstractNum>
-  <w:abstractNum w:abstractNumId="2" w15:restartNumberingAfterBreak="0">
+  <w:abstractNum w:abstractNumId="3" w15:restartNumberingAfterBreak="0">
     <w:nsid w:val="3CA71D60"/>
     <w:multiLevelType w:val="hybridMultilevel"/>
     <w:tmpl w:val="4B0A55E4"/>
@@ -2245,7 +2675,7 @@
       </w:pPr>
     </w:lvl>
   </w:abstractNum>
-  <w:abstractNum w:abstractNumId="3" w15:restartNumberingAfterBreak="0">
+  <w:abstractNum w:abstractNumId="4" w15:restartNumberingAfterBreak="0">
     <w:nsid w:val="40763D16"/>
     <w:multiLevelType w:val="hybridMultilevel"/>
     <w:tmpl w:val="81C283C8"/>
@@ -2358,7 +2788,7 @@
       </w:rPr>
     </w:lvl>
   </w:abstractNum>
-  <w:abstractNum w:abstractNumId="4" w15:restartNumberingAfterBreak="0">
+  <w:abstractNum w:abstractNumId="5" w15:restartNumberingAfterBreak="0">
     <w:nsid w:val="546A3ADD"/>
     <w:multiLevelType w:val="hybridMultilevel"/>
     <w:tmpl w:val="C324B660"/>
@@ -2444,7 +2874,7 @@
       </w:pPr>
     </w:lvl>
   </w:abstractNum>
-  <w:abstractNum w:abstractNumId="5" w15:restartNumberingAfterBreak="0">
+  <w:abstractNum w:abstractNumId="6" w15:restartNumberingAfterBreak="0">
     <w:nsid w:val="55501F43"/>
     <w:multiLevelType w:val="hybridMultilevel"/>
     <w:tmpl w:val="87F4275A"/>
@@ -2557,7 +2987,7 @@
       </w:rPr>
     </w:lvl>
   </w:abstractNum>
-  <w:abstractNum w:abstractNumId="6" w15:restartNumberingAfterBreak="0">
+  <w:abstractNum w:abstractNumId="7" w15:restartNumberingAfterBreak="0">
     <w:nsid w:val="5B8663E8"/>
     <w:multiLevelType w:val="hybridMultilevel"/>
     <w:tmpl w:val="781AF9E2"/>
@@ -2670,7 +3100,7 @@
       </w:rPr>
     </w:lvl>
   </w:abstractNum>
-  <w:abstractNum w:abstractNumId="7" w15:restartNumberingAfterBreak="0">
+  <w:abstractNum w:abstractNumId="8" w15:restartNumberingAfterBreak="0">
     <w:nsid w:val="6140276C"/>
     <w:multiLevelType w:val="hybridMultilevel"/>
     <w:tmpl w:val="E5FA670E"/>
@@ -2760,7 +3190,7 @@
       </w:pPr>
     </w:lvl>
   </w:abstractNum>
-  <w:abstractNum w:abstractNumId="8" w15:restartNumberingAfterBreak="0">
+  <w:abstractNum w:abstractNumId="9" w15:restartNumberingAfterBreak="0">
     <w:nsid w:val="63947B13"/>
     <w:multiLevelType w:val="hybridMultilevel"/>
     <w:tmpl w:val="BAFA8274"/>
@@ -2873,7 +3303,7 @@
       </w:rPr>
     </w:lvl>
   </w:abstractNum>
-  <w:abstractNum w:abstractNumId="9" w15:restartNumberingAfterBreak="0">
+  <w:abstractNum w:abstractNumId="10" w15:restartNumberingAfterBreak="0">
     <w:nsid w:val="678B040B"/>
     <w:multiLevelType w:val="hybridMultilevel"/>
     <w:tmpl w:val="A0D246C6"/>
@@ -2962,7 +3392,7 @@
       </w:pPr>
     </w:lvl>
   </w:abstractNum>
-  <w:abstractNum w:abstractNumId="10" w15:restartNumberingAfterBreak="0">
+  <w:abstractNum w:abstractNumId="11" w15:restartNumberingAfterBreak="0">
     <w:nsid w:val="69C45244"/>
     <w:multiLevelType w:val="hybridMultilevel"/>
     <w:tmpl w:val="80280602"/>
@@ -3048,7 +3478,7 @@
       </w:pPr>
     </w:lvl>
   </w:abstractNum>
-  <w:abstractNum w:abstractNumId="11" w15:restartNumberingAfterBreak="0">
+  <w:abstractNum w:abstractNumId="12" w15:restartNumberingAfterBreak="0">
     <w:nsid w:val="6A811B9E"/>
     <w:multiLevelType w:val="multilevel"/>
     <w:tmpl w:val="66240A8A"/>
@@ -3197,7 +3627,7 @@
       </w:rPr>
     </w:lvl>
   </w:abstractNum>
-  <w:abstractNum w:abstractNumId="12" w15:restartNumberingAfterBreak="0">
+  <w:abstractNum w:abstractNumId="13" w15:restartNumberingAfterBreak="0">
     <w:nsid w:val="75C679C2"/>
     <w:multiLevelType w:val="hybridMultilevel"/>
     <w:tmpl w:val="C324B660"/>
@@ -3283,7 +3713,93 @@
       </w:pPr>
     </w:lvl>
   </w:abstractNum>
-  <w:abstractNum w:abstractNumId="13" w15:restartNumberingAfterBreak="0">
+  <w:abstractNum w:abstractNumId="14" w15:restartNumberingAfterBreak="0">
+    <w:nsid w:val="7C2912BC"/>
+    <w:multiLevelType w:val="hybridMultilevel"/>
+    <w:tmpl w:val="C9FE8DE8"/>
+    <w:lvl w:ilvl="0" w:tplc="2C0A000F">
+      <w:start w:val="1"/>
+      <w:numFmt w:val="decimal"/>
+      <w:lvlText w:val="%1."/>
+      <w:lvlJc w:val="left"/>
+      <w:pPr>
+        <w:ind w:left="720" w:hanging="360"/>
+      </w:pPr>
+    </w:lvl>
+    <w:lvl w:ilvl="1" w:tplc="2C0A0019" w:tentative="1">
+      <w:start w:val="1"/>
+      <w:numFmt w:val="lowerLetter"/>
+      <w:lvlText w:val="%2."/>
+      <w:lvlJc w:val="left"/>
+      <w:pPr>
+        <w:ind w:left="1440" w:hanging="360"/>
+      </w:pPr>
+    </w:lvl>
+    <w:lvl w:ilvl="2" w:tplc="2C0A001B" w:tentative="1">
+      <w:start w:val="1"/>
+      <w:numFmt w:val="lowerRoman"/>
+      <w:lvlText w:val="%3."/>
+      <w:lvlJc w:val="right"/>
+      <w:pPr>
+        <w:ind w:left="2160" w:hanging="180"/>
+      </w:pPr>
+    </w:lvl>
+    <w:lvl w:ilvl="3" w:tplc="2C0A000F" w:tentative="1">
+      <w:start w:val="1"/>
+      <w:numFmt w:val="decimal"/>
+      <w:lvlText w:val="%4."/>
+      <w:lvlJc w:val="left"/>
+      <w:pPr>
+        <w:ind w:left="2880" w:hanging="360"/>
+      </w:pPr>
+    </w:lvl>
+    <w:lvl w:ilvl="4" w:tplc="2C0A0019" w:tentative="1">
+      <w:start w:val="1"/>
+      <w:numFmt w:val="lowerLetter"/>
+      <w:lvlText w:val="%5."/>
+      <w:lvlJc w:val="left"/>
+      <w:pPr>
+        <w:ind w:left="3600" w:hanging="360"/>
+      </w:pPr>
+    </w:lvl>
+    <w:lvl w:ilvl="5" w:tplc="2C0A001B" w:tentative="1">
+      <w:start w:val="1"/>
+      <w:numFmt w:val="lowerRoman"/>
+      <w:lvlText w:val="%6."/>
+      <w:lvlJc w:val="right"/>
+      <w:pPr>
+        <w:ind w:left="4320" w:hanging="180"/>
+      </w:pPr>
+    </w:lvl>
+    <w:lvl w:ilvl="6" w:tplc="2C0A000F" w:tentative="1">
+      <w:start w:val="1"/>
+      <w:numFmt w:val="decimal"/>
+      <w:lvlText w:val="%7."/>
+      <w:lvlJc w:val="left"/>
+      <w:pPr>
+        <w:ind w:left="5040" w:hanging="360"/>
+      </w:pPr>
+    </w:lvl>
+    <w:lvl w:ilvl="7" w:tplc="2C0A0019" w:tentative="1">
+      <w:start w:val="1"/>
+      <w:numFmt w:val="lowerLetter"/>
+      <w:lvlText w:val="%8."/>
+      <w:lvlJc w:val="left"/>
+      <w:pPr>
+        <w:ind w:left="5760" w:hanging="360"/>
+      </w:pPr>
+    </w:lvl>
+    <w:lvl w:ilvl="8" w:tplc="2C0A001B" w:tentative="1">
+      <w:start w:val="1"/>
+      <w:numFmt w:val="lowerRoman"/>
+      <w:lvlText w:val="%9."/>
+      <w:lvlJc w:val="right"/>
+      <w:pPr>
+        <w:ind w:left="6480" w:hanging="180"/>
+      </w:pPr>
+    </w:lvl>
+  </w:abstractNum>
+  <w:abstractNum w:abstractNumId="15" w15:restartNumberingAfterBreak="0">
     <w:nsid w:val="7F367D99"/>
     <w:multiLevelType w:val="multilevel"/>
     <w:tmpl w:val="74821FE0"/>
@@ -3433,46 +3949,52 @@
     </w:lvl>
   </w:abstractNum>
   <w:num w:numId="1" w16cid:durableId="165831781">
+    <w:abstractNumId w:val="5"/>
+  </w:num>
+  <w:num w:numId="2" w16cid:durableId="241303961">
+    <w:abstractNumId w:val="8"/>
+  </w:num>
+  <w:num w:numId="3" w16cid:durableId="118574934">
+    <w:abstractNumId w:val="11"/>
+  </w:num>
+  <w:num w:numId="4" w16cid:durableId="1648583020">
+    <w:abstractNumId w:val="13"/>
+  </w:num>
+  <w:num w:numId="5" w16cid:durableId="1550610343">
+    <w:abstractNumId w:val="12"/>
+  </w:num>
+  <w:num w:numId="6" w16cid:durableId="1617833532">
+    <w:abstractNumId w:val="2"/>
+  </w:num>
+  <w:num w:numId="7" w16cid:durableId="221256419">
+    <w:abstractNumId w:val="15"/>
+  </w:num>
+  <w:num w:numId="8" w16cid:durableId="1123883058">
+    <w:abstractNumId w:val="7"/>
+  </w:num>
+  <w:num w:numId="9" w16cid:durableId="593319923">
+    <w:abstractNumId w:val="6"/>
+  </w:num>
+  <w:num w:numId="10" w16cid:durableId="877009595">
     <w:abstractNumId w:val="4"/>
   </w:num>
-  <w:num w:numId="2" w16cid:durableId="241303961">
-    <w:abstractNumId w:val="7"/>
-  </w:num>
-  <w:num w:numId="3" w16cid:durableId="118574934">
+  <w:num w:numId="11" w16cid:durableId="1151484553">
     <w:abstractNumId w:val="10"/>
   </w:num>
-  <w:num w:numId="4" w16cid:durableId="1648583020">
-    <w:abstractNumId w:val="12"/>
+  <w:num w:numId="12" w16cid:durableId="1711883859">
+    <w:abstractNumId w:val="3"/>
   </w:num>
-  <w:num w:numId="5" w16cid:durableId="1550610343">
-    <w:abstractNumId w:val="11"/>
+  <w:num w:numId="13" w16cid:durableId="120536650">
+    <w:abstractNumId w:val="9"/>
   </w:num>
-  <w:num w:numId="6" w16cid:durableId="1617833532">
+  <w:num w:numId="14" w16cid:durableId="447699777">
     <w:abstractNumId w:val="1"/>
   </w:num>
-  <w:num w:numId="7" w16cid:durableId="221256419">
-    <w:abstractNumId w:val="13"/>
+  <w:num w:numId="15" w16cid:durableId="190189231">
+    <w:abstractNumId w:val="0"/>
   </w:num>
-  <w:num w:numId="8" w16cid:durableId="1123883058">
-    <w:abstractNumId w:val="6"/>
-  </w:num>
-  <w:num w:numId="9" w16cid:durableId="593319923">
-    <w:abstractNumId w:val="5"/>
-  </w:num>
-  <w:num w:numId="10" w16cid:durableId="877009595">
-    <w:abstractNumId w:val="3"/>
-  </w:num>
-  <w:num w:numId="11" w16cid:durableId="1151484553">
-    <w:abstractNumId w:val="9"/>
-  </w:num>
-  <w:num w:numId="12" w16cid:durableId="1711883859">
-    <w:abstractNumId w:val="2"/>
-  </w:num>
-  <w:num w:numId="13" w16cid:durableId="120536650">
-    <w:abstractNumId w:val="8"/>
-  </w:num>
-  <w:num w:numId="14" w16cid:durableId="447699777">
-    <w:abstractNumId w:val="0"/>
+  <w:num w:numId="16" w16cid:durableId="1876581648">
+    <w:abstractNumId w:val="14"/>
   </w:num>
 </w:numbering>
 </file>

--- a/Practica 5/Práctica 5 - Análisis de Datos y Visualización.docx
+++ b/Practica 5/Práctica 5 - Análisis de Datos y Visualización.docx
@@ -1,6 +1,6 @@
 
 <file path=word/document.xml><?xml version="1.0" encoding="utf-8"?>
-<w:document xmlns:wpc="http://schemas.microsoft.com/office/word/2010/wordprocessingCanvas" xmlns:cx="http://schemas.microsoft.com/office/drawing/2014/chartex" xmlns:cx1="http://schemas.microsoft.com/office/drawing/2015/9/8/chartex" xmlns:cx2="http://schemas.microsoft.com/office/drawing/2015/10/21/chartex" xmlns:cx3="http://schemas.microsoft.com/office/drawing/2016/5/9/chartex" xmlns:cx4="http://schemas.microsoft.com/office/drawing/2016/5/10/chartex" xmlns:cx5="http://schemas.microsoft.com/office/drawing/2016/5/11/chartex" xmlns:cx6="http://schemas.microsoft.com/office/drawing/2016/5/12/chartex" xmlns:cx7="http://schemas.microsoft.com/office/drawing/2016/5/13/chartex" xmlns:cx8="http://schemas.microsoft.com/office/drawing/2016/5/14/chartex" xmlns:mc="http://schemas.openxmlformats.org/markup-compatibility/2006" xmlns:aink="http://schemas.microsoft.com/office/drawing/2016/ink" xmlns:am3d="http://schemas.microsoft.com/office/drawing/2017/model3d" xmlns:o="urn:schemas-microsoft-com:office:office" xmlns:oel="http://schemas.microsoft.com/office/2019/extlst" xmlns:r="http://schemas.openxmlformats.org/officeDocument/2006/relationships" xmlns:m="http://schemas.openxmlformats.org/officeDocument/2006/math" xmlns:v="urn:schemas-microsoft-com:vml" xmlns:wp14="http://schemas.microsoft.com/office/word/2010/wordprocessingDrawing" xmlns:wp="http://schemas.openxmlformats.org/drawingml/2006/wordprocessingDrawing" xmlns:w10="urn:schemas-microsoft-com:office:word" xmlns:w="http://schemas.openxmlformats.org/wordprocessingml/2006/main" xmlns:w14="http://schemas.microsoft.com/office/word/2010/wordml" xmlns:w15="http://schemas.microsoft.com/office/word/2012/wordml" xmlns:w16cex="http://schemas.microsoft.com/office/word/2018/wordml/cex" xmlns:w16cid="http://schemas.microsoft.com/office/word/2016/wordml/cid" xmlns:w16="http://schemas.microsoft.com/office/word/2018/wordml" xmlns:w16du="http://schemas.microsoft.com/office/word/2023/wordml/word16du" xmlns:w16sdtdh="http://schemas.microsoft.com/office/word/2020/wordml/sdtdatahash" xmlns:w16se="http://schemas.microsoft.com/office/word/2015/wordml/symex" xmlns:wpg="http://schemas.microsoft.com/office/word/2010/wordprocessingGroup" xmlns:wpi="http://schemas.microsoft.com/office/word/2010/wordprocessingInk" xmlns:wne="http://schemas.microsoft.com/office/word/2006/wordml" xmlns:wps="http://schemas.microsoft.com/office/word/2010/wordprocessingShape" mc:Ignorable="w14 w15 w16se w16cid w16 w16cex w16sdtdh w16du wp14">
+<w:document xmlns:wpc="http://schemas.microsoft.com/office/word/2010/wordprocessingCanvas" xmlns:cx="http://schemas.microsoft.com/office/drawing/2014/chartex" xmlns:cx1="http://schemas.microsoft.com/office/drawing/2015/9/8/chartex" xmlns:cx2="http://schemas.microsoft.com/office/drawing/2015/10/21/chartex" xmlns:cx3="http://schemas.microsoft.com/office/drawing/2016/5/9/chartex" xmlns:cx4="http://schemas.microsoft.com/office/drawing/2016/5/10/chartex" xmlns:cx5="http://schemas.microsoft.com/office/drawing/2016/5/11/chartex" xmlns:cx6="http://schemas.microsoft.com/office/drawing/2016/5/12/chartex" xmlns:cx7="http://schemas.microsoft.com/office/drawing/2016/5/13/chartex" xmlns:cx8="http://schemas.microsoft.com/office/drawing/2016/5/14/chartex" xmlns:mc="http://schemas.openxmlformats.org/markup-compatibility/2006" xmlns:aink="http://schemas.microsoft.com/office/drawing/2016/ink" xmlns:am3d="http://schemas.microsoft.com/office/drawing/2017/model3d" xmlns:o="urn:schemas-microsoft-com:office:office" xmlns:r="http://schemas.openxmlformats.org/officeDocument/2006/relationships" xmlns:m="http://schemas.openxmlformats.org/officeDocument/2006/math" xmlns:v="urn:schemas-microsoft-com:vml" xmlns:wp14="http://schemas.microsoft.com/office/word/2010/wordprocessingDrawing" xmlns:wp="http://schemas.openxmlformats.org/drawingml/2006/wordprocessingDrawing" xmlns:w10="urn:schemas-microsoft-com:office:word" xmlns:w="http://schemas.openxmlformats.org/wordprocessingml/2006/main" xmlns:w14="http://schemas.microsoft.com/office/word/2010/wordml" xmlns:w15="http://schemas.microsoft.com/office/word/2012/wordml" xmlns:w16cex="http://schemas.microsoft.com/office/word/2018/wordml/cex" xmlns:w16cid="http://schemas.microsoft.com/office/word/2016/wordml/cid" xmlns:w16="http://schemas.microsoft.com/office/word/2018/wordml" xmlns:w16sdtdh="http://schemas.microsoft.com/office/word/2020/wordml/sdtdatahash" xmlns:w16se="http://schemas.microsoft.com/office/word/2015/wordml/symex" xmlns:wpg="http://schemas.microsoft.com/office/word/2010/wordprocessingGroup" xmlns:wpi="http://schemas.microsoft.com/office/word/2010/wordprocessingInk" xmlns:wne="http://schemas.microsoft.com/office/word/2006/wordml" xmlns:wps="http://schemas.microsoft.com/office/word/2010/wordprocessingShape" mc:Ignorable="w14 w15 w16se w16cid w16 w16cex w16sdtdh wp14">
   <w:body>
     <w:p>
       <w:pPr>
@@ -906,6 +906,12 @@
         </w:rPr>
         <w:t>ya que es la mejor para mostrar números totales, ya que, estas se centran por lo general en valores individuales.</w:t>
       </w:r>
+      <w:r>
+        <w:rPr>
+          <w:szCs w:val="32"/>
+        </w:rPr>
+        <w:t xml:space="preserve"> // histograma</w:t>
+      </w:r>
     </w:p>
     <w:p>
       <w:pPr>
@@ -1107,6 +1113,12 @@
         </w:rPr>
         <w:t>: Podríamos usar un gráfico de barra el cual en el eje Y tendríamos el presupuesto total, y en el eje X tendríamos el departamento, dentro de cada barra subcategorías de cada actividad específica con el presupuesto designado.</w:t>
       </w:r>
+      <w:r>
+        <w:rPr>
+          <w:szCs w:val="32"/>
+        </w:rPr>
+        <w:t xml:space="preserve">  // cambiar a treemap</w:t>
+      </w:r>
     </w:p>
     <w:p>
       <w:pPr>
@@ -1216,7 +1228,21 @@
         <w:rPr>
           <w:szCs w:val="32"/>
         </w:rPr>
-        <w:t>Se tiene un conjunto de datos con comentarios sobre el trailer de la película realizados por los seguidores de perfil fan de la misma. ¿Qué tipo de gráfico usaría para evaluar qué comentarios son más frecuentes y por lo tanto, describen al trailer de la película?</w:t>
+        <w:t xml:space="preserve">Se tiene un conjunto de datos con comentarios sobre el trailer de la película realizados por los seguidores de perfil fan de la misma. ¿Qué tipo de gráfico usaría para evaluar qué comentarios son más frecuentes </w:t>
+      </w:r>
+      <w:proofErr w:type="gramStart"/>
+      <w:r>
+        <w:rPr>
+          <w:szCs w:val="32"/>
+        </w:rPr>
+        <w:t>y</w:t>
+      </w:r>
+      <w:proofErr w:type="gramEnd"/>
+      <w:r>
+        <w:rPr>
+          <w:szCs w:val="32"/>
+        </w:rPr>
+        <w:t xml:space="preserve"> por lo tanto, describen al trailer de la película?</w:t>
       </w:r>
     </w:p>
     <w:p>
@@ -1370,6 +1396,12 @@
         </w:rPr>
         <w:t xml:space="preserve"> Utilizaría un mapa de área de Argentina. Podríamos identificar utilizando un color y sus variaciones de tono la densidad de la población.</w:t>
       </w:r>
+      <w:r>
+        <w:rPr>
+          <w:szCs w:val="32"/>
+        </w:rPr>
+        <w:t xml:space="preserve"> // especificar mapa de calor</w:t>
+      </w:r>
     </w:p>
     <w:p>
       <w:pPr>
@@ -1521,19 +1553,7 @@
         <w:rPr>
           <w:szCs w:val="32"/>
         </w:rPr>
-        <w:t xml:space="preserve">Este dataset contiene una muestra de 700 usuarios y detalla patrones de uso de dispositivos móviles. Incluye métricas como el tiempo de uso de aplicaciones, consumo de batería y de datos móviles. Cada usuario está clasificado en una de cinco categorías de comportamiento, desde uso ligero hasta extremo. A </w:t>
-      </w:r>
-      <w:r>
-        <w:rPr>
-          <w:szCs w:val="32"/>
-        </w:rPr>
-        <w:t>continuación,</w:t>
-      </w:r>
-      <w:r>
-        <w:rPr>
-          <w:szCs w:val="32"/>
-        </w:rPr>
-        <w:t xml:space="preserve"> se describen las columnas más relevantes del dataset:</w:t>
+        <w:t>Este dataset contiene una muestra de 700 usuarios y detalla patrones de uso de dispositivos móviles. Incluye métricas como el tiempo de uso de aplicaciones, consumo de batería y de datos móviles. Cada usuario está clasificado en una de cinco categorías de comportamiento, desde uso ligero hasta extremo. A continuación, se describen las columnas más relevantes del dataset:</w:t>
       </w:r>
     </w:p>
     <w:p>
@@ -2237,7 +2257,7 @@
 </file>
 
 <file path=word/numbering.xml><?xml version="1.0" encoding="utf-8"?>
-<w:numbering xmlns:wpc="http://schemas.microsoft.com/office/word/2010/wordprocessingCanvas" xmlns:cx="http://schemas.microsoft.com/office/drawing/2014/chartex" xmlns:cx1="http://schemas.microsoft.com/office/drawing/2015/9/8/chartex" xmlns:cx2="http://schemas.microsoft.com/office/drawing/2015/10/21/chartex" xmlns:cx3="http://schemas.microsoft.com/office/drawing/2016/5/9/chartex" xmlns:cx4="http://schemas.microsoft.com/office/drawing/2016/5/10/chartex" xmlns:cx5="http://schemas.microsoft.com/office/drawing/2016/5/11/chartex" xmlns:cx6="http://schemas.microsoft.com/office/drawing/2016/5/12/chartex" xmlns:cx7="http://schemas.microsoft.com/office/drawing/2016/5/13/chartex" xmlns:cx8="http://schemas.microsoft.com/office/drawing/2016/5/14/chartex" xmlns:mc="http://schemas.openxmlformats.org/markup-compatibility/2006" xmlns:aink="http://schemas.microsoft.com/office/drawing/2016/ink" xmlns:am3d="http://schemas.microsoft.com/office/drawing/2017/model3d" xmlns:o="urn:schemas-microsoft-com:office:office" xmlns:oel="http://schemas.microsoft.com/office/2019/extlst" xmlns:r="http://schemas.openxmlformats.org/officeDocument/2006/relationships" xmlns:m="http://schemas.openxmlformats.org/officeDocument/2006/math" xmlns:v="urn:schemas-microsoft-com:vml" xmlns:wp14="http://schemas.microsoft.com/office/word/2010/wordprocessingDrawing" xmlns:wp="http://schemas.openxmlformats.org/drawingml/2006/wordprocessingDrawing" xmlns:w10="urn:schemas-microsoft-com:office:word" xmlns:w="http://schemas.openxmlformats.org/wordprocessingml/2006/main" xmlns:w14="http://schemas.microsoft.com/office/word/2010/wordml" xmlns:w15="http://schemas.microsoft.com/office/word/2012/wordml" xmlns:w16cex="http://schemas.microsoft.com/office/word/2018/wordml/cex" xmlns:w16cid="http://schemas.microsoft.com/office/word/2016/wordml/cid" xmlns:w16="http://schemas.microsoft.com/office/word/2018/wordml" xmlns:w16du="http://schemas.microsoft.com/office/word/2023/wordml/word16du" xmlns:w16sdtdh="http://schemas.microsoft.com/office/word/2020/wordml/sdtdatahash" xmlns:w16se="http://schemas.microsoft.com/office/word/2015/wordml/symex" xmlns:wpg="http://schemas.microsoft.com/office/word/2010/wordprocessingGroup" xmlns:wpi="http://schemas.microsoft.com/office/word/2010/wordprocessingInk" xmlns:wne="http://schemas.microsoft.com/office/word/2006/wordml" xmlns:wps="http://schemas.microsoft.com/office/word/2010/wordprocessingShape" mc:Ignorable="w14 w15 w16se w16cid w16 w16cex w16sdtdh w16du wp14">
+<w:numbering xmlns:wpc="http://schemas.microsoft.com/office/word/2010/wordprocessingCanvas" xmlns:cx="http://schemas.microsoft.com/office/drawing/2014/chartex" xmlns:cx1="http://schemas.microsoft.com/office/drawing/2015/9/8/chartex" xmlns:cx2="http://schemas.microsoft.com/office/drawing/2015/10/21/chartex" xmlns:cx3="http://schemas.microsoft.com/office/drawing/2016/5/9/chartex" xmlns:cx4="http://schemas.microsoft.com/office/drawing/2016/5/10/chartex" xmlns:cx5="http://schemas.microsoft.com/office/drawing/2016/5/11/chartex" xmlns:cx6="http://schemas.microsoft.com/office/drawing/2016/5/12/chartex" xmlns:cx7="http://schemas.microsoft.com/office/drawing/2016/5/13/chartex" xmlns:cx8="http://schemas.microsoft.com/office/drawing/2016/5/14/chartex" xmlns:mc="http://schemas.openxmlformats.org/markup-compatibility/2006" xmlns:aink="http://schemas.microsoft.com/office/drawing/2016/ink" xmlns:am3d="http://schemas.microsoft.com/office/drawing/2017/model3d" xmlns:o="urn:schemas-microsoft-com:office:office" xmlns:r="http://schemas.openxmlformats.org/officeDocument/2006/relationships" xmlns:m="http://schemas.openxmlformats.org/officeDocument/2006/math" xmlns:v="urn:schemas-microsoft-com:vml" xmlns:wp14="http://schemas.microsoft.com/office/word/2010/wordprocessingDrawing" xmlns:wp="http://schemas.openxmlformats.org/drawingml/2006/wordprocessingDrawing" xmlns:w10="urn:schemas-microsoft-com:office:word" xmlns:w="http://schemas.openxmlformats.org/wordprocessingml/2006/main" xmlns:w14="http://schemas.microsoft.com/office/word/2010/wordml" xmlns:w15="http://schemas.microsoft.com/office/word/2012/wordml" xmlns:w16cex="http://schemas.microsoft.com/office/word/2018/wordml/cex" xmlns:w16cid="http://schemas.microsoft.com/office/word/2016/wordml/cid" xmlns:w16="http://schemas.microsoft.com/office/word/2018/wordml" xmlns:w16sdtdh="http://schemas.microsoft.com/office/word/2020/wordml/sdtdatahash" xmlns:w16se="http://schemas.microsoft.com/office/word/2015/wordml/symex" xmlns:wpg="http://schemas.microsoft.com/office/word/2010/wordprocessingGroup" xmlns:wpi="http://schemas.microsoft.com/office/word/2010/wordprocessingInk" xmlns:wne="http://schemas.microsoft.com/office/word/2006/wordml" xmlns:wps="http://schemas.microsoft.com/office/word/2010/wordprocessingShape" mc:Ignorable="w14 w15 w16se w16cid w16 w16cex w16sdtdh wp14">
   <w:abstractNum w:abstractNumId="0" w15:restartNumberingAfterBreak="0">
     <w:nsid w:val="0E7F55AD"/>
     <w:multiLevelType w:val="hybridMultilevel"/>
@@ -3948,59 +3968,59 @@
       </w:rPr>
     </w:lvl>
   </w:abstractNum>
-  <w:num w:numId="1" w16cid:durableId="165831781">
+  <w:num w:numId="1">
     <w:abstractNumId w:val="5"/>
   </w:num>
-  <w:num w:numId="2" w16cid:durableId="241303961">
+  <w:num w:numId="2">
     <w:abstractNumId w:val="8"/>
   </w:num>
-  <w:num w:numId="3" w16cid:durableId="118574934">
+  <w:num w:numId="3">
     <w:abstractNumId w:val="11"/>
   </w:num>
-  <w:num w:numId="4" w16cid:durableId="1648583020">
+  <w:num w:numId="4">
     <w:abstractNumId w:val="13"/>
   </w:num>
-  <w:num w:numId="5" w16cid:durableId="1550610343">
+  <w:num w:numId="5">
     <w:abstractNumId w:val="12"/>
   </w:num>
-  <w:num w:numId="6" w16cid:durableId="1617833532">
+  <w:num w:numId="6">
     <w:abstractNumId w:val="2"/>
   </w:num>
-  <w:num w:numId="7" w16cid:durableId="221256419">
+  <w:num w:numId="7">
     <w:abstractNumId w:val="15"/>
   </w:num>
-  <w:num w:numId="8" w16cid:durableId="1123883058">
+  <w:num w:numId="8">
     <w:abstractNumId w:val="7"/>
   </w:num>
-  <w:num w:numId="9" w16cid:durableId="593319923">
+  <w:num w:numId="9">
     <w:abstractNumId w:val="6"/>
   </w:num>
-  <w:num w:numId="10" w16cid:durableId="877009595">
+  <w:num w:numId="10">
     <w:abstractNumId w:val="4"/>
   </w:num>
-  <w:num w:numId="11" w16cid:durableId="1151484553">
+  <w:num w:numId="11">
     <w:abstractNumId w:val="10"/>
   </w:num>
-  <w:num w:numId="12" w16cid:durableId="1711883859">
+  <w:num w:numId="12">
     <w:abstractNumId w:val="3"/>
   </w:num>
-  <w:num w:numId="13" w16cid:durableId="120536650">
+  <w:num w:numId="13">
     <w:abstractNumId w:val="9"/>
   </w:num>
-  <w:num w:numId="14" w16cid:durableId="447699777">
+  <w:num w:numId="14">
     <w:abstractNumId w:val="1"/>
   </w:num>
-  <w:num w:numId="15" w16cid:durableId="190189231">
+  <w:num w:numId="15">
     <w:abstractNumId w:val="0"/>
   </w:num>
-  <w:num w:numId="16" w16cid:durableId="1876581648">
+  <w:num w:numId="16">
     <w:abstractNumId w:val="14"/>
   </w:num>
 </w:numbering>
 </file>
 
 <file path=word/styles.xml><?xml version="1.0" encoding="utf-8"?>
-<w:styles xmlns:mc="http://schemas.openxmlformats.org/markup-compatibility/2006" xmlns:r="http://schemas.openxmlformats.org/officeDocument/2006/relationships" xmlns:w="http://schemas.openxmlformats.org/wordprocessingml/2006/main" xmlns:w14="http://schemas.microsoft.com/office/word/2010/wordml" xmlns:w15="http://schemas.microsoft.com/office/word/2012/wordml" xmlns:w16cex="http://schemas.microsoft.com/office/word/2018/wordml/cex" xmlns:w16cid="http://schemas.microsoft.com/office/word/2016/wordml/cid" xmlns:w16="http://schemas.microsoft.com/office/word/2018/wordml" xmlns:w16du="http://schemas.microsoft.com/office/word/2023/wordml/word16du" xmlns:w16sdtdh="http://schemas.microsoft.com/office/word/2020/wordml/sdtdatahash" xmlns:w16se="http://schemas.microsoft.com/office/word/2015/wordml/symex" mc:Ignorable="w14 w15 w16se w16cid w16 w16cex w16sdtdh w16du">
+<w:styles xmlns:mc="http://schemas.openxmlformats.org/markup-compatibility/2006" xmlns:r="http://schemas.openxmlformats.org/officeDocument/2006/relationships" xmlns:w="http://schemas.openxmlformats.org/wordprocessingml/2006/main" xmlns:w14="http://schemas.microsoft.com/office/word/2010/wordml" xmlns:w15="http://schemas.microsoft.com/office/word/2012/wordml" xmlns:w16cex="http://schemas.microsoft.com/office/word/2018/wordml/cex" xmlns:w16cid="http://schemas.microsoft.com/office/word/2016/wordml/cid" xmlns:w16="http://schemas.microsoft.com/office/word/2018/wordml" xmlns:w16sdtdh="http://schemas.microsoft.com/office/word/2020/wordml/sdtdatahash" xmlns:w16se="http://schemas.microsoft.com/office/word/2015/wordml/symex" mc:Ignorable="w14 w15 w16se w16cid w16 w16cex w16sdtdh">
   <w:docDefaults>
     <w:rPrDefault>
       <w:rPr>
@@ -4401,6 +4421,7 @@
   <w:style w:type="character" w:default="1" w:styleId="DefaultParagraphFont">
     <w:name w:val="Default Paragraph Font"/>
     <w:uiPriority w:val="1"/>
+    <w:semiHidden/>
     <w:unhideWhenUsed/>
   </w:style>
   <w:style w:type="table" w:default="1" w:styleId="TableNormal">

--- a/Practica 5/Práctica 5 - Análisis de Datos y Visualización.docx
+++ b/Practica 5/Práctica 5 - Análisis de Datos y Visualización.docx
@@ -884,6 +884,7 @@
       <w:pPr>
         <w:rPr>
           <w:szCs w:val="32"/>
+          <w:lang w:val="es-ES"/>
         </w:rPr>
       </w:pPr>
       <w:r>
@@ -898,19 +899,20 @@
         <w:rPr>
           <w:szCs w:val="32"/>
         </w:rPr>
-        <w:t xml:space="preserve"> Utilizaría una tabla </w:t>
-      </w:r>
-      <w:r>
-        <w:rPr>
-          <w:szCs w:val="32"/>
-        </w:rPr>
-        <w:t>ya que es la mejor para mostrar números totales, ya que, estas se centran por lo general en valores individuales.</w:t>
-      </w:r>
-      <w:r>
-        <w:rPr>
-          <w:szCs w:val="32"/>
-        </w:rPr>
-        <w:t xml:space="preserve"> // histograma</w:t>
+        <w:t xml:space="preserve"> Utilizaría un</w:t>
+      </w:r>
+      <w:r>
+        <w:rPr>
+          <w:szCs w:val="32"/>
+        </w:rPr>
+        <w:t xml:space="preserve"> gr</w:t>
+      </w:r>
+      <w:r>
+        <w:rPr>
+          <w:szCs w:val="32"/>
+          <w:lang w:val="es-ES"/>
+        </w:rPr>
+        <w:t>áfico de barras el cual en el eje X estén distribuidas las edades y en el eje Y la cantidad total de las mismas.</w:t>
       </w:r>
     </w:p>
     <w:p>
@@ -1111,13 +1113,13 @@
         <w:rPr>
           <w:szCs w:val="32"/>
         </w:rPr>
-        <w:t>: Podríamos usar un gráfico de barra el cual en el eje Y tendríamos el presupuesto total, y en el eje X tendríamos el departamento, dentro de cada barra subcategorías de cada actividad específica con el presupuesto designado.</w:t>
-      </w:r>
-      <w:r>
-        <w:rPr>
-          <w:szCs w:val="32"/>
-        </w:rPr>
-        <w:t xml:space="preserve">  // cambiar a treemap</w:t>
+        <w:t xml:space="preserve">: Podríamos usar un </w:t>
+      </w:r>
+      <w:r>
+        <w:rPr>
+          <w:szCs w:val="32"/>
+        </w:rPr>
+        <w:t>treemap ya que maneja jerarquías, además de ser muy útil para mostrar valores totales por categorías.</w:t>
       </w:r>
     </w:p>
     <w:p>
@@ -1228,21 +1230,7 @@
         <w:rPr>
           <w:szCs w:val="32"/>
         </w:rPr>
-        <w:t xml:space="preserve">Se tiene un conjunto de datos con comentarios sobre el trailer de la película realizados por los seguidores de perfil fan de la misma. ¿Qué tipo de gráfico usaría para evaluar qué comentarios son más frecuentes </w:t>
-      </w:r>
-      <w:proofErr w:type="gramStart"/>
-      <w:r>
-        <w:rPr>
-          <w:szCs w:val="32"/>
-        </w:rPr>
-        <w:t>y</w:t>
-      </w:r>
-      <w:proofErr w:type="gramEnd"/>
-      <w:r>
-        <w:rPr>
-          <w:szCs w:val="32"/>
-        </w:rPr>
-        <w:t xml:space="preserve"> por lo tanto, describen al trailer de la película?</w:t>
+        <w:t>Se tiene un conjunto de datos con comentarios sobre el trailer de la película realizados por los seguidores de perfil fan de la misma. ¿Qué tipo de gráfico usaría para evaluar qué comentarios son más frecuentes y por lo tanto, describen al trailer de la película?</w:t>
       </w:r>
     </w:p>
     <w:p>
@@ -1394,13 +1382,13 @@
         <w:rPr>
           <w:szCs w:val="32"/>
         </w:rPr>
-        <w:t xml:space="preserve"> Utilizaría un mapa de área de Argentina. Podríamos identificar utilizando un color y sus variaciones de tono la densidad de la población.</w:t>
-      </w:r>
-      <w:r>
-        <w:rPr>
-          <w:szCs w:val="32"/>
-        </w:rPr>
-        <w:t xml:space="preserve"> // especificar mapa de calor</w:t>
+        <w:t xml:space="preserve"> Utilizaría un mapa de área de Argentina. Podríamos identificar utilizando un color y sus variaciones de tono la densidad de la población</w:t>
+      </w:r>
+      <w:r>
+        <w:rPr>
+          <w:szCs w:val="32"/>
+        </w:rPr>
+        <w:t>, es decir, un tono mas oscuro para representar las zonas más densamente pobladas y un tono más claro para representar las zonas menos densamente pobladas.</w:t>
       </w:r>
     </w:p>
     <w:p>
